--- a/data/ai_texts/AI_text_172.docx
+++ b/data/ai_texts/AI_text_172.docx
@@ -14,7 +14,7 @@
     </w:p>
     <w:p>
       <w:r>
-        <w:t>Psychological trust and safety are essential components in fostering a learning culture within organizations. A supportive environment enables employees to learn from mistakes, thereby promoting growth and innovation. During our live session, participants shared experiences illustrating that management and leadership play a crucial role in creating such an environment. According to the primary source, leadership styles significantly impact employee experiences and organizational learning, emphasizing the need for a nurturing atmosphere. Additionally, insights from the study on creativity in the banking sector suggest that psychological safety enhances creativity and engagement (Pearse et al. 117). These findings align with course concepts on continuous learning and innovation, underscoring the importance of an open and trustful workplace for developmental success.</w:t>
+        <w:t>Psychological trust and safety are essential components in fostering a learning culture within organizations. A supportive environment enables employees to learn from mistakes, thereby promoting growth and innovation. During our live session, participants shared experiences illustrating that management and leadership play a crucial role in creating such an environment. According to the primary source, leadership styles significantly impact employee experiences and organizational learning, emphasizing the need for a nurturing atmosphere. Additionally, insights from the study on creativity in the banking sector suggest that psychological safety enhances creativity and engagement (Ref-f926661). These findings align with course concepts on continuous learning and innovation, underscoring the importance of an open and trustful workplace for developmental success.</w:t>
       </w:r>
     </w:p>
     <w:p>
@@ -49,7 +49,7 @@
     </w:p>
     <w:p>
       <w:r>
-        <w:t>Your observations on the role of management and leadership in fostering psychological trust and safety resonate deeply with the themes discussed in our session. Indeed, as you mentioned, a learning culture thrives when employees feel safe to admit errors, which aligns with the insights from the study on creativity in the banking sector highlighting that psychological safety can significantly enhance creativity and engagement (Ref-f731517). Your emphasis on the need for flexibility and meeting employees at their level is essential; it supports the idea that leadership should employ adaptable communication strategies to prevent psychological danger and promote a positive work environment. In my post, I highlighted how transparency and openness in communication are crucial to avoiding negative outcomes like decreased morale and engagement. By integrating these approaches, organizations can better support continuous learning and innovation, ultimately leading to improved productivity and employee retention.</w:t>
+        <w:t>Your observations on the role of management and leadership in fostering psychological trust and safety resonate deeply with the themes discussed in our session. Indeed, as you mentioned, a learning culture thrives when employees feel safe to admit errors, which aligns with the insights from the study on creativity in the banking sector highlighting that psychological safety can significantly enhance creativity and engagement (Ref-s282543). Your emphasis on the need for flexibility and meeting employees at their level is essential; it supports the idea that leadership should employ adaptable communication strategies to prevent psychological danger and promote a positive work environment. In my post, I highlighted how transparency and openness in communication are crucial to avoiding negative outcomes like decreased morale and engagement. By integrating these approaches, organizations can better support continuous learning and innovation, ultimately leading to improved productivity and employee retention.</w:t>
       </w:r>
     </w:p>
     <w:sectPr>
